--- a/张强-AI4S笔试.docx
+++ b/张强-AI4S笔试.docx
@@ -281,6 +281,13 @@
       <w:r>
         <w:rPr>
           <w:rFonts w:hint="eastAsia"/>
+          <w:color w:val="EE0000"/>
+        </w:rPr>
+        <w:t>；从定向进化数据集中抽取所选任务对应的样本集合即可；需要选择合适的方式划分数据集，避免数据泄露</w:t>
+      </w:r>
+      <w:r>
+        <w:rPr>
+          <w:rFonts w:hint="eastAsia"/>
           <w:color w:val="000000"/>
         </w:rPr>
         <w:t>）</w:t>
@@ -288,6 +295,99 @@
     </w:p>
     <w:p>
       <w:pPr>
+        <w:rPr>
+          <w:rFonts w:hint="eastAsia"/>
+          <w:b/>
+          <w:bCs/>
+          <w:color w:val="EE0000"/>
+        </w:rPr>
+      </w:pPr>
+      <w:r>
+        <w:rPr>
+          <w:rFonts w:hint="eastAsia"/>
+          <w:b/>
+          <w:bCs/>
+          <w:color w:val="EE0000"/>
+        </w:rPr>
+        <w:t>【使用</w:t>
+      </w:r>
+      <w:r>
+        <w:rPr>
+          <w:rFonts w:hint="eastAsia"/>
+          <w:b/>
+          <w:bCs/>
+          <w:color w:val="EE0000"/>
+        </w:rPr>
+        <w:t>BG1</w:t>
+      </w:r>
+      <w:r>
+        <w:rPr>
+          <w:rFonts w:hint="eastAsia"/>
+          <w:b/>
+          <w:bCs/>
+          <w:color w:val="EE0000"/>
+        </w:rPr>
+        <w:t>作为主任务进行探索，同时通过参考</w:t>
+      </w:r>
+      <w:r>
+        <w:rPr>
+          <w:rFonts w:hint="eastAsia"/>
+          <w:b/>
+          <w:bCs/>
+          <w:color w:val="EE0000"/>
+        </w:rPr>
+        <w:t>PG-LLM</w:t>
+      </w:r>
+      <w:r>
+        <w:rPr>
+          <w:rFonts w:hint="eastAsia"/>
+          <w:b/>
+          <w:bCs/>
+          <w:color w:val="EE0000"/>
+        </w:rPr>
+        <w:t>构建的</w:t>
+      </w:r>
+      <w:r>
+        <w:rPr>
+          <w:rFonts w:hint="eastAsia"/>
+          <w:b/>
+          <w:bCs/>
+          <w:color w:val="EE0000"/>
+        </w:rPr>
+        <w:t>LLM</w:t>
+      </w:r>
+      <w:r>
+        <w:rPr>
+          <w:rFonts w:hint="eastAsia"/>
+          <w:b/>
+          <w:bCs/>
+          <w:color w:val="EE0000"/>
+        </w:rPr>
+        <w:t>调用方式和下游测试接口，实现后续</w:t>
+      </w:r>
+      <w:proofErr w:type="spellStart"/>
+      <w:r>
+        <w:rPr>
+          <w:rFonts w:hint="eastAsia"/>
+          <w:b/>
+          <w:bCs/>
+          <w:color w:val="EE0000"/>
+        </w:rPr>
+        <w:t>ProteinGym</w:t>
+      </w:r>
+      <w:proofErr w:type="spellEnd"/>
+      <w:r>
+        <w:rPr>
+          <w:rFonts w:hint="eastAsia"/>
+          <w:b/>
+          <w:bCs/>
+          <w:color w:val="EE0000"/>
+        </w:rPr>
+        <w:t>的测试（如需）】</w:t>
+      </w:r>
+    </w:p>
+    <w:p>
+      <w:pPr>
         <w:ind w:leftChars="200" w:left="440"/>
         <w:rPr>
           <w:color w:val="000000"/>
@@ -382,7 +482,6 @@
       <w:pPr>
         <w:ind w:leftChars="200" w:left="440"/>
         <w:rPr>
-          <w:rFonts w:hint="eastAsia"/>
           <w:color w:val="000000"/>
         </w:rPr>
       </w:pPr>
@@ -396,7 +495,21 @@
         <w:rPr>
           <w:color w:val="000000"/>
         </w:rPr>
-        <w:t>选择一个具体蛋白质任务，例如提高荧光强度、</w:t>
+        <w:t>选择</w:t>
+      </w:r>
+      <w:r>
+        <w:rPr>
+          <w:b/>
+          <w:bCs/>
+          <w:color w:val="EE0000"/>
+        </w:rPr>
+        <w:t>一个具体蛋白质任务</w:t>
+      </w:r>
+      <w:r>
+        <w:rPr>
+          <w:color w:val="000000"/>
+        </w:rPr>
+        <w:t>，例如提高荧光强度、</w:t>
       </w:r>
       <w:r>
         <w:rPr>
@@ -851,7 +964,6 @@
         <w:rPr>
           <w:color w:val="000000"/>
         </w:rPr>
-        <w:lastRenderedPageBreak/>
         <w:t xml:space="preserve">b. Agent </w:t>
       </w:r>
       <w:r>
@@ -1601,6 +1713,7 @@
         <w:rPr>
           <w:color w:val="000000"/>
         </w:rPr>
+        <w:lastRenderedPageBreak/>
         <w:t>iv. Variant — contains — Mutation</w:t>
       </w:r>
       <w:r>
@@ -1697,7 +1810,6 @@
         <w:rPr>
           <w:color w:val="000000"/>
         </w:rPr>
-        <w:lastRenderedPageBreak/>
         <w:t>虚拟定向进化实验</w:t>
       </w:r>
     </w:p>
@@ -2399,6 +2511,7 @@
         <w:rPr>
           <w:color w:val="000000"/>
         </w:rPr>
+        <w:lastRenderedPageBreak/>
         <w:t xml:space="preserve">viii. </w:t>
       </w:r>
       <w:r>
@@ -2468,7 +2581,6 @@
         <w:rPr>
           <w:color w:val="000000"/>
         </w:rPr>
-        <w:lastRenderedPageBreak/>
         <w:t xml:space="preserve">b. </w:t>
       </w:r>
       <w:r>
@@ -3124,19 +3236,7 @@
         <w:rPr>
           <w:color w:val="000000"/>
         </w:rPr>
-        <w:t>⚠</w:t>
-      </w:r>
-      <w:r>
-        <w:rPr>
-          <w:color w:val="000000"/>
-        </w:rPr>
-        <w:t>️</w:t>
-      </w:r>
-      <w:r>
-        <w:rPr>
-          <w:color w:val="000000"/>
-        </w:rPr>
-        <w:t xml:space="preserve"> </w:t>
+        <w:t xml:space="preserve">⚠️ </w:t>
       </w:r>
       <w:r>
         <w:rPr>
@@ -3349,6 +3449,7 @@
         <w:rPr>
           <w:color w:val="000000"/>
         </w:rPr>
+        <w:lastRenderedPageBreak/>
         <w:t>是否能合理引入氨基酸性质、突变规则或知识图谱；</w:t>
       </w:r>
     </w:p>
@@ -3409,7 +3510,6 @@
           <w:rFonts w:hint="eastAsia"/>
           <w:color w:val="000000"/>
         </w:rPr>
-        <w:lastRenderedPageBreak/>
         <w:t>五</w:t>
       </w:r>
       <w:r>
